--- a/applications/openrouter-solutions-architect/cover-letter.docx
+++ b/applications/openrouter-solutions-architect/cover-letter.docx
@@ -107,7 +107,7 @@
           <w:b w:val="0"/>
           <w:color w:val="1A1A1A"/>
         </w:rPr>
-        <w:t>The infrastructure depth is the real gap, and the fastest way I know to close a gap like that is the same way I picked up SQL, Power BI, and agentic AI system design in the first place: hands-on, because I wanted to understand it, not because a job required it. I also bring direct B2B sales experience into healthcare (Birdeye) and financial services (Fetch &amp; Funnel), regulated-adjacent verticals your nice-to-haves call out specifically.</w:t>
+        <w:t>The infrastructure depth is the real gap, and the fastest way I know to close a gap like that is the same way I picked up SQL, Power BI, and agentic AI system design in the first place: hands-on, because I wanted to understand it, not because a job required it. I've been doing the same on the hardware side too, tinkering with a Raspberry Pi at home out of plain curiosity. I also bring direct B2B sales experience into healthcare (Birdeye) and financial services (Fetch &amp; Funnel), regulated-adjacent verticals your nice-to-haves call out specifically.</w:t>
       </w:r>
     </w:p>
     <w:p>
